--- a/doc/01-需求规格说明书.docx
+++ b/doc/01-需求规格说明书.docx
@@ -47,7 +47,7 @@
           <w:color w:val="000000"/>
           <w:sz w:val="20"/>
         </w:rPr>
-        <w:t>文档版本: V1.0   编写日期: 2026-07-03   编写人: 项目组</w:t>
+        <w:t>文档版本: V2.0   编写日期: 2026-07-05   编写人: 项目组</w:t>
       </w:r>
     </w:p>
     <w:p>
@@ -108,7 +108,7 @@
       <w:r>
         <w:drawing>
           <wp:inline xmlns:a="http://schemas.openxmlformats.org/drawingml/2006/main" xmlns:pic="http://schemas.openxmlformats.org/drawingml/2006/picture">
-            <wp:extent cx="5400000" cy="3500639"/>
+            <wp:extent cx="5400000" cy="3632521"/>
             <wp:docPr id="1" name="Picture 1"/>
             <wp:cNvGraphicFramePr>
               <a:graphicFrameLocks noChangeAspect="1"/>
@@ -129,7 +129,7 @@
                   <pic:spPr>
                     <a:xfrm>
                       <a:off x="0" y="0"/>
-                      <a:ext cx="5400000" cy="3500639"/>
+                      <a:ext cx="5400000" cy="3632521"/>
                     </a:xfrm>
                     <a:prstGeom prst="rect"/>
                   </pic:spPr>
@@ -171,6 +171,125 @@
           <w:sz w:val="36"/>
         </w:rPr>
         <w:t>二、业务需求</w:t>
+      </w:r>
+    </w:p>
+    <w:p>
+      <w:pPr>
+        <w:pStyle w:val="Heading2"/>
+        <w:spacing w:before="160" w:after="120"/>
+        <w:jc w:val="left"/>
+      </w:pPr>
+      <w:r>
+        <w:rPr>
+          <w:rFonts w:ascii="Times New Roman" w:hAnsi="Times New Roman" w:eastAsia="宋体" w:cs="Times New Roman"/>
+          <w:b/>
+          <w:i w:val="0"/>
+          <w:color w:val="000000"/>
+          <w:sz w:val="32"/>
+        </w:rPr>
+        <w:t>2.0 消息总线 (RabbitMQ, V5 迭代)</w:t>
+      </w:r>
+    </w:p>
+    <w:p>
+      <w:pPr>
+        <w:pStyle w:val="ListBullet"/>
+        <w:spacing w:before="0" w:after="0" w:line="336" w:lineRule="auto"/>
+        <w:ind w:left="420"/>
+      </w:pPr>
+      <w:r>
+        <w:rPr>
+          <w:rFonts w:ascii="Times New Roman" w:hAnsi="Times New Roman" w:eastAsia="宋体" w:cs="Times New Roman"/>
+          <w:b w:val="0"/>
+          <w:i w:val="0"/>
+          <w:color w:val="000000"/>
+          <w:sz w:val="21"/>
+        </w:rPr>
+        <w:t>本系统在 V5 迭代中新增 RabbitMQ 消息中间件，承担订单事件的发布与订阅职责，实现订单创建/支付/取消三类事件的异步解耦。</w:t>
+      </w:r>
+    </w:p>
+    <w:p>
+      <w:pPr>
+        <w:pStyle w:val="ListBullet"/>
+        <w:spacing w:before="0" w:after="0" w:line="336" w:lineRule="auto"/>
+        <w:ind w:left="420"/>
+      </w:pPr>
+      <w:r>
+        <w:rPr>
+          <w:rFonts w:ascii="Times New Roman" w:hAnsi="Times New Roman" w:eastAsia="宋体" w:cs="Times New Roman"/>
+          <w:b w:val="0"/>
+          <w:i w:val="0"/>
+          <w:color w:val="000000"/>
+          <w:sz w:val="21"/>
+        </w:rPr>
+        <w:t>订单创建后：order-service 向 emall.order.exchange 发布 routing-key=order.created 的事件；product-service 订阅该事件用于统计下单量、热门商品等业务指标，log-service 订阅并落盘到 logs/order-events-YYYY-MM-DD.log 用于审计与回溯。</w:t>
+      </w:r>
+    </w:p>
+    <w:p>
+      <w:pPr>
+        <w:pStyle w:val="ListBullet"/>
+        <w:spacing w:before="0" w:after="0" w:line="336" w:lineRule="auto"/>
+        <w:ind w:left="420"/>
+      </w:pPr>
+      <w:r>
+        <w:rPr>
+          <w:rFonts w:ascii="Times New Roman" w:hAnsi="Times New Roman" w:eastAsia="宋体" w:cs="Times New Roman"/>
+          <w:b w:val="0"/>
+          <w:i w:val="0"/>
+          <w:color w:val="000000"/>
+          <w:sz w:val="21"/>
+        </w:rPr>
+        <w:t>订单支付后：order-service 发布 order.paid，product-service 据此累加销量计数，log-service 同步记录流水。</w:t>
+      </w:r>
+    </w:p>
+    <w:p>
+      <w:pPr>
+        <w:pStyle w:val="ListBullet"/>
+        <w:spacing w:before="0" w:after="0" w:line="336" w:lineRule="auto"/>
+        <w:ind w:left="420"/>
+      </w:pPr>
+      <w:r>
+        <w:rPr>
+          <w:rFonts w:ascii="Times New Roman" w:hAnsi="Times New Roman" w:eastAsia="宋体" w:cs="Times New Roman"/>
+          <w:b w:val="0"/>
+          <w:i w:val="0"/>
+          <w:color w:val="000000"/>
+          <w:sz w:val="21"/>
+        </w:rPr>
+        <w:t>订单取消后：order-service 发布 order.cancelled，product-service 同步减少销量计数，log-service 记录取消原因。</w:t>
+      </w:r>
+    </w:p>
+    <w:p>
+      <w:pPr>
+        <w:pStyle w:val="ListBullet"/>
+        <w:spacing w:before="0" w:after="0" w:line="336" w:lineRule="auto"/>
+        <w:ind w:left="420"/>
+      </w:pPr>
+      <w:r>
+        <w:rPr>
+          <w:rFonts w:ascii="Times New Roman" w:hAnsi="Times New Roman" w:eastAsia="宋体" w:cs="Times New Roman"/>
+          <w:b w:val="0"/>
+          <w:i w:val="0"/>
+          <w:color w:val="000000"/>
+          <w:sz w:val="21"/>
+        </w:rPr>
+        <w:t>解耦价值：业务关键路径（下单）不因下游分析/审计服务的可用性而阻塞；新增订阅方只需声明新的 Binding 即可消费事件，无需修改 order-service。</w:t>
+      </w:r>
+    </w:p>
+    <w:p>
+      <w:pPr>
+        <w:pStyle w:val="ListBullet"/>
+        <w:spacing w:before="0" w:after="0" w:line="336" w:lineRule="auto"/>
+        <w:ind w:left="420"/>
+      </w:pPr>
+      <w:r>
+        <w:rPr>
+          <w:rFonts w:ascii="Times New Roman" w:hAnsi="Times New Roman" w:eastAsia="宋体" w:cs="Times New Roman"/>
+          <w:b w:val="0"/>
+          <w:i w:val="0"/>
+          <w:color w:val="000000"/>
+          <w:sz w:val="21"/>
+        </w:rPr>
+        <w:t>数据一致性：MQ 推送失败仅记 ERROR 日志，不回滚订单事务，业务数据 (MySQL) 与 MQ 事件流保持最终一致性。</w:t>
       </w:r>
     </w:p>
     <w:p>
@@ -774,6 +893,282 @@
           <w:sz w:val="18"/>
         </w:rPr>
         <w:t>图 2-2  Gateway JWT 鉴权流程</w:t>
+      </w:r>
+    </w:p>
+    <w:p>
+      <w:pPr>
+        <w:pStyle w:val="Heading2"/>
+        <w:spacing w:before="160" w:after="120"/>
+        <w:jc w:val="left"/>
+      </w:pPr>
+      <w:r>
+        <w:rPr>
+          <w:rFonts w:ascii="Times New Roman" w:hAnsi="Times New Roman" w:eastAsia="宋体" w:cs="Times New Roman"/>
+          <w:b/>
+          <w:i w:val="0"/>
+          <w:color w:val="000000"/>
+          <w:sz w:val="32"/>
+        </w:rPr>
+        <w:t>2.6 日志服务 (log-service)</w:t>
+      </w:r>
+    </w:p>
+    <w:p>
+      <w:pPr>
+        <w:pStyle w:val="ListBullet"/>
+        <w:spacing w:before="0" w:after="0" w:line="336" w:lineRule="auto"/>
+        <w:ind w:left="420"/>
+      </w:pPr>
+      <w:r>
+        <w:rPr>
+          <w:rFonts w:ascii="Times New Roman" w:hAnsi="Times New Roman" w:eastAsia="宋体" w:cs="Times New Roman"/>
+          <w:b w:val="0"/>
+          <w:i w:val="0"/>
+          <w:color w:val="000000"/>
+          <w:sz w:val="21"/>
+        </w:rPr>
+        <w:t>日志文件列表：扫描 ${emall.log.root} 目录及子目录，返回所有 .log 文件的相对路径、大小、最后修改时间。</w:t>
+      </w:r>
+    </w:p>
+    <w:p>
+      <w:pPr>
+        <w:pStyle w:val="ListBullet"/>
+        <w:spacing w:before="0" w:after="0" w:line="336" w:lineRule="auto"/>
+        <w:ind w:left="420"/>
+      </w:pPr>
+      <w:r>
+        <w:rPr>
+          <w:rFonts w:ascii="Times New Roman" w:hAnsi="Times New Roman" w:eastAsia="宋体" w:cs="Times New Roman"/>
+          <w:b w:val="0"/>
+          <w:i w:val="0"/>
+          <w:color w:val="000000"/>
+          <w:sz w:val="21"/>
+        </w:rPr>
+        <w:t>日志文件尾部查看 (tail)：支持读取文件最后 N 行，默认 100 行，用于实时查看错误日志。</w:t>
+      </w:r>
+    </w:p>
+    <w:p>
+      <w:pPr>
+        <w:pStyle w:val="ListBullet"/>
+        <w:spacing w:before="0" w:after="0" w:line="336" w:lineRule="auto"/>
+        <w:ind w:left="420"/>
+      </w:pPr>
+      <w:r>
+        <w:rPr>
+          <w:rFonts w:ascii="Times New Roman" w:hAnsi="Times New Roman" w:eastAsia="宋体" w:cs="Times New Roman"/>
+          <w:b w:val="0"/>
+          <w:i w:val="0"/>
+          <w:color w:val="000000"/>
+          <w:sz w:val="21"/>
+        </w:rPr>
+        <w:t>关键字检索 (search)：基于流式读取 + 字符串匹配，过滤出包含指定关键字的行 (类似 grep)。</w:t>
+      </w:r>
+    </w:p>
+    <w:p>
+      <w:pPr>
+        <w:pStyle w:val="ListBullet"/>
+        <w:spacing w:before="0" w:after="0" w:line="336" w:lineRule="auto"/>
+        <w:ind w:left="420"/>
+      </w:pPr>
+      <w:r>
+        <w:rPr>
+          <w:rFonts w:ascii="Times New Roman" w:hAnsi="Times New Roman" w:eastAsia="宋体" w:cs="Times New Roman"/>
+          <w:b w:val="0"/>
+          <w:i w:val="0"/>
+          <w:color w:val="000000"/>
+          <w:sz w:val="21"/>
+        </w:rPr>
+        <w:t>路径安全校验：解析后的文件路径必须落在日志根目录之内，禁止 ../ 路径穿越与绝对路径逃逸。</w:t>
+      </w:r>
+    </w:p>
+    <w:p>
+      <w:pPr>
+        <w:pStyle w:val="ListBullet"/>
+        <w:spacing w:before="0" w:after="0" w:line="336" w:lineRule="auto"/>
+        <w:ind w:left="420"/>
+      </w:pPr>
+      <w:r>
+        <w:rPr>
+          <w:rFonts w:ascii="Times New Roman" w:hAnsi="Times New Roman" w:eastAsia="宋体" w:cs="Times New Roman"/>
+          <w:b w:val="0"/>
+          <w:i w:val="0"/>
+          <w:color w:val="000000"/>
+          <w:sz w:val="21"/>
+        </w:rPr>
+        <w:t>管理员鉴权：所有 /api/log/** 接口需 ADMIN 角色，普通用户访问返回 HTTP 403。</w:t>
+      </w:r>
+    </w:p>
+    <w:p>
+      <w:pPr>
+        <w:pStyle w:val="Heading2"/>
+        <w:spacing w:before="160" w:after="120"/>
+        <w:jc w:val="left"/>
+      </w:pPr>
+      <w:r>
+        <w:rPr>
+          <w:rFonts w:ascii="Times New Roman" w:hAnsi="Times New Roman" w:eastAsia="宋体" w:cs="Times New Roman"/>
+          <w:b/>
+          <w:i w:val="0"/>
+          <w:color w:val="000000"/>
+          <w:sz w:val="32"/>
+        </w:rPr>
+        <w:t>2.7 管理员模块 (跨服务 /admin/**)</w:t>
+      </w:r>
+    </w:p>
+    <w:p>
+      <w:pPr>
+        <w:pStyle w:val="ListBullet"/>
+        <w:spacing w:before="0" w:after="0" w:line="336" w:lineRule="auto"/>
+        <w:ind w:left="420"/>
+      </w:pPr>
+      <w:r>
+        <w:rPr>
+          <w:rFonts w:ascii="Times New Roman" w:hAnsi="Times New Roman" w:eastAsia="宋体" w:cs="Times New Roman"/>
+          <w:b w:val="0"/>
+          <w:i w:val="0"/>
+          <w:color w:val="000000"/>
+          <w:sz w:val="21"/>
+        </w:rPr>
+        <w:t>用户管理：分页查询、修改角色 (USER ↔ ADMIN)、删除用户 (user-service)。</w:t>
+      </w:r>
+    </w:p>
+    <w:p>
+      <w:pPr>
+        <w:pStyle w:val="ListBullet"/>
+        <w:spacing w:before="0" w:after="0" w:line="336" w:lineRule="auto"/>
+        <w:ind w:left="420"/>
+      </w:pPr>
+      <w:r>
+        <w:rPr>
+          <w:rFonts w:ascii="Times New Roman" w:hAnsi="Times New Roman" w:eastAsia="宋体" w:cs="Times New Roman"/>
+          <w:b w:val="0"/>
+          <w:i w:val="0"/>
+          <w:color w:val="000000"/>
+          <w:sz w:val="21"/>
+        </w:rPr>
+        <w:t>商品管理：分页查询、新增、修改、删除商品 (product-service)。</w:t>
+      </w:r>
+    </w:p>
+    <w:p>
+      <w:pPr>
+        <w:pStyle w:val="ListBullet"/>
+        <w:spacing w:before="0" w:after="0" w:line="336" w:lineRule="auto"/>
+        <w:ind w:left="420"/>
+      </w:pPr>
+      <w:r>
+        <w:rPr>
+          <w:rFonts w:ascii="Times New Roman" w:hAnsi="Times New Roman" w:eastAsia="宋体" w:cs="Times New Roman"/>
+          <w:b w:val="0"/>
+          <w:i w:val="0"/>
+          <w:color w:val="000000"/>
+          <w:sz w:val="21"/>
+        </w:rPr>
+        <w:t>库存管理：分页查询、初始化、设置指定商品库存 (inventory-service)。</w:t>
+      </w:r>
+    </w:p>
+    <w:p>
+      <w:pPr>
+        <w:pStyle w:val="ListBullet"/>
+        <w:spacing w:before="0" w:after="0" w:line="336" w:lineRule="auto"/>
+        <w:ind w:left="420"/>
+      </w:pPr>
+      <w:r>
+        <w:rPr>
+          <w:rFonts w:ascii="Times New Roman" w:hAnsi="Times New Roman" w:eastAsia="宋体" w:cs="Times New Roman"/>
+          <w:b w:val="0"/>
+          <w:i w:val="0"/>
+          <w:color w:val="000000"/>
+          <w:sz w:val="21"/>
+        </w:rPr>
+        <w:t>订单管理：分页查询、统计、强制支付、强制取消、删除订单 (order-service)。</w:t>
+      </w:r>
+    </w:p>
+    <w:p>
+      <w:pPr>
+        <w:pStyle w:val="ListBullet"/>
+        <w:spacing w:before="0" w:after="0" w:line="336" w:lineRule="auto"/>
+        <w:ind w:left="420"/>
+      </w:pPr>
+      <w:r>
+        <w:rPr>
+          <w:rFonts w:ascii="Times New Roman" w:hAnsi="Times New Roman" w:eastAsia="宋体" w:cs="Times New Roman"/>
+          <w:b w:val="0"/>
+          <w:i w:val="0"/>
+          <w:color w:val="000000"/>
+          <w:sz w:val="21"/>
+        </w:rPr>
+        <w:t>日志管理：日志文件浏览、tail、搜索 (log-service)。</w:t>
+      </w:r>
+    </w:p>
+    <w:p>
+      <w:pPr>
+        <w:pStyle w:val="ListBullet"/>
+        <w:spacing w:before="0" w:after="0" w:line="336" w:lineRule="auto"/>
+        <w:ind w:left="420"/>
+      </w:pPr>
+      <w:r>
+        <w:rPr>
+          <w:rFonts w:ascii="Times New Roman" w:hAnsi="Times New Roman" w:eastAsia="宋体" w:cs="Times New Roman"/>
+          <w:b w:val="0"/>
+          <w:i w:val="0"/>
+          <w:color w:val="000000"/>
+          <w:sz w:val="21"/>
+        </w:rPr>
+        <w:t>角色校验：所有 /admin/** 接口通过 @RequestHeader("X-User-Role") 读取网关注入的角色头，非 ADMIN 直接返回 403。</w:t>
+      </w:r>
+    </w:p>
+    <w:p>
+      <w:pPr>
+        <w:jc w:val="center"/>
+      </w:pPr>
+      <w:r>
+        <w:drawing>
+          <wp:inline xmlns:a="http://schemas.openxmlformats.org/drawingml/2006/main" xmlns:pic="http://schemas.openxmlformats.org/drawingml/2006/picture">
+            <wp:extent cx="5040000" cy="4572761"/>
+            <wp:docPr id="4" name="Picture 4"/>
+            <wp:cNvGraphicFramePr>
+              <a:graphicFrameLocks noChangeAspect="1"/>
+            </wp:cNvGraphicFramePr>
+            <a:graphic>
+              <a:graphicData uri="http://schemas.openxmlformats.org/drawingml/2006/picture">
+                <pic:pic>
+                  <pic:nvPicPr>
+                    <pic:cNvPr id="0" name="flow_admin_rbac.png"/>
+                    <pic:cNvPicPr/>
+                  </pic:nvPicPr>
+                  <pic:blipFill>
+                    <a:blip r:embed="rId12"/>
+                    <a:stretch>
+                      <a:fillRect/>
+                    </a:stretch>
+                  </pic:blipFill>
+                  <pic:spPr>
+                    <a:xfrm>
+                      <a:off x="0" y="0"/>
+                      <a:ext cx="5040000" cy="4572761"/>
+                    </a:xfrm>
+                    <a:prstGeom prst="rect"/>
+                  </pic:spPr>
+                </pic:pic>
+              </a:graphicData>
+            </a:graphic>
+          </wp:inline>
+        </w:drawing>
+      </w:r>
+    </w:p>
+    <w:p>
+      <w:pPr>
+        <w:spacing w:before="0" w:after="160"/>
+        <w:jc w:val="center"/>
+      </w:pPr>
+      <w:r>
+        <w:rPr>
+          <w:rFonts w:ascii="Times New Roman" w:hAnsi="Times New Roman" w:eastAsia="宋体" w:cs="Times New Roman"/>
+          <w:b w:val="0"/>
+          <w:i/>
+          <w:color w:val="000000"/>
+          <w:sz w:val="18"/>
+        </w:rPr>
+        <w:t>图 2-3  管理员登录 + JWT 携带 role claim + X-User-Role 鉴权流转</w:t>
       </w:r>
     </w:p>
     <w:p>
@@ -3043,6 +3438,194 @@
                 <w:color w:val="000000"/>
                 <w:sz w:val="20"/>
               </w:rPr>
+              <w:t>消息队列</w:t>
+            </w:r>
+          </w:p>
+        </w:tc>
+        <w:tc>
+          <w:tcPr>
+            <w:tcW w:type="dxa" w:w="1984"/>
+            <w:vAlign w:val="center"/>
+          </w:tcPr>
+          <w:p>
+            <w:pPr>
+              <w:spacing w:before="0" w:after="0" w:line="288" w:lineRule="auto"/>
+              <w:jc w:val="left"/>
+            </w:pPr>
+            <w:r/>
+            <w:r>
+              <w:rPr>
+                <w:rFonts w:ascii="Times New Roman" w:hAnsi="Times New Roman" w:eastAsia="宋体" w:cs="Times New Roman"/>
+                <w:b w:val="0"/>
+                <w:i w:val="0"/>
+                <w:color w:val="000000"/>
+                <w:sz w:val="20"/>
+              </w:rPr>
+              <w:t>RabbitMQ</w:t>
+            </w:r>
+          </w:p>
+        </w:tc>
+        <w:tc>
+          <w:tcPr>
+            <w:tcW w:type="dxa" w:w="1417"/>
+            <w:vAlign w:val="center"/>
+          </w:tcPr>
+          <w:p>
+            <w:pPr>
+              <w:spacing w:before="0" w:after="0" w:line="288" w:lineRule="auto"/>
+              <w:jc w:val="left"/>
+            </w:pPr>
+            <w:r/>
+            <w:r>
+              <w:rPr>
+                <w:rFonts w:ascii="Times New Roman" w:hAnsi="Times New Roman" w:eastAsia="宋体" w:cs="Times New Roman"/>
+                <w:b w:val="0"/>
+                <w:i w:val="0"/>
+                <w:color w:val="000000"/>
+                <w:sz w:val="20"/>
+              </w:rPr>
+              <w:t>3.x</w:t>
+            </w:r>
+          </w:p>
+        </w:tc>
+        <w:tc>
+          <w:tcPr>
+            <w:tcW w:type="dxa" w:w="3685"/>
+            <w:vAlign w:val="center"/>
+          </w:tcPr>
+          <w:p>
+            <w:pPr>
+              <w:spacing w:before="0" w:after="0" w:line="288" w:lineRule="auto"/>
+              <w:jc w:val="left"/>
+            </w:pPr>
+            <w:r/>
+            <w:r>
+              <w:rPr>
+                <w:rFonts w:ascii="Times New Roman" w:hAnsi="Times New Roman" w:eastAsia="宋体" w:cs="Times New Roman"/>
+                <w:b w:val="0"/>
+                <w:i w:val="0"/>
+                <w:color w:val="000000"/>
+                <w:sz w:val="20"/>
+              </w:rPr>
+              <w:t>Topic Exchange 灵活路由，AMQP 标准</w:t>
+            </w:r>
+          </w:p>
+        </w:tc>
+      </w:tr>
+      <w:tr>
+        <w:tc>
+          <w:tcPr>
+            <w:tcW w:type="dxa" w:w="1417"/>
+            <w:vAlign w:val="center"/>
+          </w:tcPr>
+          <w:p>
+            <w:pPr>
+              <w:spacing w:before="0" w:after="0" w:line="288" w:lineRule="auto"/>
+              <w:jc w:val="center"/>
+            </w:pPr>
+            <w:r/>
+            <w:r>
+              <w:rPr>
+                <w:rFonts w:ascii="Times New Roman" w:hAnsi="Times New Roman" w:eastAsia="宋体" w:cs="Times New Roman"/>
+                <w:b/>
+                <w:i w:val="0"/>
+                <w:color w:val="000000"/>
+                <w:sz w:val="20"/>
+              </w:rPr>
+              <w:t>MQ 客户端</w:t>
+            </w:r>
+          </w:p>
+        </w:tc>
+        <w:tc>
+          <w:tcPr>
+            <w:tcW w:type="dxa" w:w="1984"/>
+            <w:vAlign w:val="center"/>
+          </w:tcPr>
+          <w:p>
+            <w:pPr>
+              <w:spacing w:before="0" w:after="0" w:line="288" w:lineRule="auto"/>
+              <w:jc w:val="left"/>
+            </w:pPr>
+            <w:r/>
+            <w:r>
+              <w:rPr>
+                <w:rFonts w:ascii="Times New Roman" w:hAnsi="Times New Roman" w:eastAsia="宋体" w:cs="Times New Roman"/>
+                <w:b w:val="0"/>
+                <w:i w:val="0"/>
+                <w:color w:val="000000"/>
+                <w:sz w:val="20"/>
+              </w:rPr>
+              <w:t>Spring AMQP (spring-rabbit)</w:t>
+            </w:r>
+          </w:p>
+        </w:tc>
+        <w:tc>
+          <w:tcPr>
+            <w:tcW w:type="dxa" w:w="1417"/>
+            <w:vAlign w:val="center"/>
+          </w:tcPr>
+          <w:p>
+            <w:pPr>
+              <w:spacing w:before="0" w:after="0" w:line="288" w:lineRule="auto"/>
+              <w:jc w:val="left"/>
+            </w:pPr>
+            <w:r/>
+            <w:r>
+              <w:rPr>
+                <w:rFonts w:ascii="Times New Roman" w:hAnsi="Times New Roman" w:eastAsia="宋体" w:cs="Times New Roman"/>
+                <w:b w:val="0"/>
+                <w:i w:val="0"/>
+                <w:color w:val="000000"/>
+                <w:sz w:val="20"/>
+              </w:rPr>
+              <w:t>2.4.x</w:t>
+            </w:r>
+          </w:p>
+        </w:tc>
+        <w:tc>
+          <w:tcPr>
+            <w:tcW w:type="dxa" w:w="3685"/>
+            <w:vAlign w:val="center"/>
+          </w:tcPr>
+          <w:p>
+            <w:pPr>
+              <w:spacing w:before="0" w:after="0" w:line="288" w:lineRule="auto"/>
+              <w:jc w:val="left"/>
+            </w:pPr>
+            <w:r/>
+            <w:r>
+              <w:rPr>
+                <w:rFonts w:ascii="Times New Roman" w:hAnsi="Times New Roman" w:eastAsia="宋体" w:cs="Times New Roman"/>
+                <w:b w:val="0"/>
+                <w:i w:val="0"/>
+                <w:color w:val="000000"/>
+                <w:sz w:val="20"/>
+              </w:rPr>
+              <w:t>与 Spring 生态无缝集成</w:t>
+            </w:r>
+          </w:p>
+        </w:tc>
+      </w:tr>
+      <w:tr>
+        <w:tc>
+          <w:tcPr>
+            <w:tcW w:type="dxa" w:w="1417"/>
+            <w:vAlign w:val="center"/>
+          </w:tcPr>
+          <w:p>
+            <w:pPr>
+              <w:spacing w:before="0" w:after="0" w:line="288" w:lineRule="auto"/>
+              <w:jc w:val="center"/>
+            </w:pPr>
+            <w:r/>
+            <w:r>
+              <w:rPr>
+                <w:rFonts w:ascii="Times New Roman" w:hAnsi="Times New Roman" w:eastAsia="宋体" w:cs="Times New Roman"/>
+                <w:b/>
+                <w:i w:val="0"/>
+                <w:color w:val="000000"/>
+                <w:sz w:val="20"/>
+              </w:rPr>
               <w:t>ORM</w:t>
             </w:r>
           </w:p>
@@ -3448,7 +4031,7 @@
           <w:color w:val="000000"/>
           <w:sz w:val="21"/>
         </w:rPr>
-        <w:t>普通用户：可访问下单、查看订单、支付、取消订单、退出登录。</w:t>
+        <w:t>普通用户 (USER)：可访问下单、查看订单、支付、取消订单、个人中心、退出登录。</w:t>
       </w:r>
     </w:p>
     <w:p>
@@ -3465,7 +4048,109 @@
           <w:color w:val="000000"/>
           <w:sz w:val="21"/>
         </w:rPr>
-        <w:t>管理员：拥有商品管理权限 (本系统为简化未做权限分级，演示接口公开)。</w:t>
+        <w:t>管理员 (ADMIN)：拥有完整后台管理权限，可访问 5 个管理页面：</w:t>
+      </w:r>
+    </w:p>
+    <w:p>
+      <w:pPr>
+        <w:pStyle w:val="ListBullet"/>
+        <w:spacing w:before="0" w:after="0" w:line="336" w:lineRule="auto"/>
+        <w:ind w:left="760"/>
+      </w:pPr>
+      <w:r>
+        <w:rPr>
+          <w:rFonts w:ascii="Times New Roman" w:hAnsi="Times New Roman" w:eastAsia="宋体" w:cs="Times New Roman"/>
+          <w:b w:val="0"/>
+          <w:i w:val="0"/>
+          <w:color w:val="000000"/>
+          <w:sz w:val="21"/>
+        </w:rPr>
+        <w:t xml:space="preserve">    - 用户管理 (/admin/users)：分页查看所有用户、修改用户角色、删除用户。</w:t>
+      </w:r>
+    </w:p>
+    <w:p>
+      <w:pPr>
+        <w:pStyle w:val="ListBullet"/>
+        <w:spacing w:before="0" w:after="0" w:line="336" w:lineRule="auto"/>
+        <w:ind w:left="760"/>
+      </w:pPr>
+      <w:r>
+        <w:rPr>
+          <w:rFonts w:ascii="Times New Roman" w:hAnsi="Times New Roman" w:eastAsia="宋体" w:cs="Times New Roman"/>
+          <w:b w:val="0"/>
+          <w:i w:val="0"/>
+          <w:color w:val="000000"/>
+          <w:sz w:val="21"/>
+        </w:rPr>
+        <w:t xml:space="preserve">    - 商品管理 (/admin/products)：新增/编辑/删除/查询商品。</w:t>
+      </w:r>
+    </w:p>
+    <w:p>
+      <w:pPr>
+        <w:pStyle w:val="ListBullet"/>
+        <w:spacing w:before="0" w:after="0" w:line="336" w:lineRule="auto"/>
+        <w:ind w:left="760"/>
+      </w:pPr>
+      <w:r>
+        <w:rPr>
+          <w:rFonts w:ascii="Times New Roman" w:hAnsi="Times New Roman" w:eastAsia="宋体" w:cs="Times New Roman"/>
+          <w:b w:val="0"/>
+          <w:i w:val="0"/>
+          <w:color w:val="000000"/>
+          <w:sz w:val="21"/>
+        </w:rPr>
+        <w:t xml:space="preserve">    - 库存管理 (/admin/inventory)：分页查看与设置商品库存。</w:t>
+      </w:r>
+    </w:p>
+    <w:p>
+      <w:pPr>
+        <w:pStyle w:val="ListBullet"/>
+        <w:spacing w:before="0" w:after="0" w:line="336" w:lineRule="auto"/>
+        <w:ind w:left="760"/>
+      </w:pPr>
+      <w:r>
+        <w:rPr>
+          <w:rFonts w:ascii="Times New Roman" w:hAnsi="Times New Roman" w:eastAsia="宋体" w:cs="Times New Roman"/>
+          <w:b w:val="0"/>
+          <w:i w:val="0"/>
+          <w:color w:val="000000"/>
+          <w:sz w:val="21"/>
+        </w:rPr>
+        <w:t xml:space="preserve">    - 订单管理 (/admin/orders)：全平台订单统计、强制支付/取消/删除。</w:t>
+      </w:r>
+    </w:p>
+    <w:p>
+      <w:pPr>
+        <w:pStyle w:val="ListBullet"/>
+        <w:spacing w:before="0" w:after="0" w:line="336" w:lineRule="auto"/>
+        <w:ind w:left="760"/>
+      </w:pPr>
+      <w:r>
+        <w:rPr>
+          <w:rFonts w:ascii="Times New Roman" w:hAnsi="Times New Roman" w:eastAsia="宋体" w:cs="Times New Roman"/>
+          <w:b w:val="0"/>
+          <w:i w:val="0"/>
+          <w:color w:val="000000"/>
+          <w:sz w:val="21"/>
+        </w:rPr>
+        <w:t xml:space="preserve">    - 日志管理 (/admin/logs)：浏览日志文件、查看尾部、按关键字搜索。</w:t>
+      </w:r>
+    </w:p>
+    <w:p>
+      <w:pPr>
+        <w:pStyle w:val="ListBullet"/>
+        <w:spacing w:before="0" w:after="0" w:line="336" w:lineRule="auto"/>
+        <w:ind w:left="420"/>
+      </w:pPr>
+      <w:r>
+        <w:rPr>
+          <w:rFonts w:ascii="Times New Roman" w:hAnsi="Times New Roman" w:eastAsia="宋体" w:cs="Times New Roman"/>
+          <w:b w:val="0"/>
+          <w:i w:val="0"/>
+          <w:color w:val="000000"/>
+          <w:sz w:val="21"/>
+        </w:rPr>
+        <w:t>前端通过路由 meta.adminOnly 守卫 + 后端通过 X-User-Role 头双重校验，普通用户访问管理路径会先在前端被拦截 (跳转无权限页)，若绕过前端直接请求则后端返回 HTTP 403。</w:t>
       </w:r>
     </w:p>
     <w:p>
@@ -3533,7 +4218,7 @@
           <w:color w:val="000000"/>
           <w:sz w:val="21"/>
         </w:rPr>
-        <w:t>端口规划：MySQL 3306、Nacos 8848、Sentinel 8858、User 8081、Product 8082、Order 8083、Inventory 8084、Gateway 9000</w:t>
+        <w:t>端口规划：MySQL 3306、Nacos 8848、Sentinel 8858、RabbitMQ 5672 (AMQP) / 15672 (管理)、User 8081、Product 8082、Order 8083、Inventory 8084、Log 8085、Gateway 9000 (8080 被 Trae IDE 占用)</w:t>
       </w:r>
     </w:p>
     <w:p>
@@ -3550,7 +4235,7 @@
           <w:color w:val="000000"/>
           <w:sz w:val="21"/>
         </w:rPr>
-        <w:t>数据库逻辑隔离：四个微服务各自独占一个数据库 (db_user / db_product / db_order / db_inventory)</w:t>
+        <w:t>数据库逻辑隔离：4 个业务微服务各自独占一个数据库 (db_user / db_product / db_order / db_inventory)，log-service 无数据库依赖。</w:t>
       </w:r>
     </w:p>
     <w:p>
@@ -3578,7 +4263,7 @@
         <w:drawing>
           <wp:inline xmlns:a="http://schemas.openxmlformats.org/drawingml/2006/main" xmlns:pic="http://schemas.openxmlformats.org/drawingml/2006/picture">
             <wp:extent cx="5400000" cy="3061784"/>
-            <wp:docPr id="4" name="Picture 4"/>
+            <wp:docPr id="5" name="Picture 5"/>
             <wp:cNvGraphicFramePr>
               <a:graphicFrameLocks noChangeAspect="1"/>
             </wp:cNvGraphicFramePr>
@@ -3590,7 +4275,7 @@
                     <pic:cNvPicPr/>
                   </pic:nvPicPr>
                   <pic:blipFill>
-                    <a:blip r:embed="rId12"/>
+                    <a:blip r:embed="rId13"/>
                     <a:stretch>
                       <a:fillRect/>
                     </a:stretch>
